--- a/3/лаба.docx
+++ b/3/лаба.docx
@@ -819,7 +819,7 @@
             </w:p>
             <w:p>
               <w:pPr>
-                <w:pStyle w:val="14"/>
+                <w:pStyle w:val="12"/>
                 <w:tabs>
                   <w:tab w:val="right" w:leader="dot" w:pos="9355"/>
                 </w:tabs>
@@ -904,7 +904,7 @@
             </w:p>
             <w:p>
               <w:pPr>
-                <w:pStyle w:val="14"/>
+                <w:pStyle w:val="12"/>
                 <w:tabs>
                   <w:tab w:val="right" w:leader="dot" w:pos="9355"/>
                 </w:tabs>
@@ -969,7 +969,7 @@
             </w:p>
             <w:p>
               <w:pPr>
-                <w:pStyle w:val="14"/>
+                <w:pStyle w:val="12"/>
                 <w:tabs>
                   <w:tab w:val="right" w:leader="dot" w:pos="9355"/>
                 </w:tabs>
@@ -1078,7 +1078,7 @@
             </w:p>
             <w:p>
               <w:pPr>
-                <w:pStyle w:val="14"/>
+                <w:pStyle w:val="12"/>
                 <w:tabs>
                   <w:tab w:val="right" w:leader="dot" w:pos="9355"/>
                 </w:tabs>
@@ -1143,7 +1143,7 @@
             </w:p>
             <w:p>
               <w:pPr>
-                <w:pStyle w:val="14"/>
+                <w:pStyle w:val="12"/>
                 <w:tabs>
                   <w:tab w:val="right" w:leader="dot" w:pos="9355"/>
                 </w:tabs>
@@ -1208,7 +1208,7 @@
             </w:p>
             <w:p>
               <w:pPr>
-                <w:pStyle w:val="15"/>
+                <w:pStyle w:val="14"/>
                 <w:tabs>
                   <w:tab w:val="right" w:leader="dot" w:pos="9355"/>
                 </w:tabs>
@@ -1272,7 +1272,7 @@
             </w:p>
             <w:p>
               <w:pPr>
-                <w:pStyle w:val="15"/>
+                <w:pStyle w:val="14"/>
                 <w:tabs>
                   <w:tab w:val="right" w:leader="dot" w:pos="9355"/>
                 </w:tabs>
@@ -1336,7 +1336,7 @@
             </w:p>
             <w:p>
               <w:pPr>
-                <w:pStyle w:val="14"/>
+                <w:pStyle w:val="12"/>
                 <w:tabs>
                   <w:tab w:val="right" w:leader="dot" w:pos="9355"/>
                 </w:tabs>
@@ -1825,7 +1825,7 @@
     </w:p>
     <w:tbl>
       <w:tblPr>
-        <w:tblStyle w:val="13"/>
+        <w:tblStyle w:val="16"/>
         <w:tblW w:w="0" w:type="auto"/>
         <w:tblInd w:w="1079" w:type="dxa"/>
         <w:tblBorders>
@@ -2061,7 +2061,7 @@
     </w:p>
     <w:tbl>
       <w:tblPr>
-        <w:tblStyle w:val="13"/>
+        <w:tblStyle w:val="16"/>
         <w:tblW w:w="0" w:type="auto"/>
         <w:tblInd w:w="0" w:type="dxa"/>
         <w:tblBorders>
@@ -2262,6 +2262,12 @@
             <w:insideH w:val="single" w:color="auto" w:sz="4" w:space="0"/>
             <w:insideV w:val="single" w:color="auto" w:sz="4" w:space="0"/>
           </w:tblBorders>
+          <w:tblCellMar>
+            <w:top w:w="0" w:type="dxa"/>
+            <w:left w:w="108" w:type="dxa"/>
+            <w:bottom w:w="0" w:type="dxa"/>
+            <w:right w:w="108" w:type="dxa"/>
+          </w:tblCellMar>
         </w:tblPrEx>
         <w:tc>
           <w:tcPr>
@@ -2499,7 +2505,7 @@
     </w:p>
     <w:tbl>
       <w:tblPr>
-        <w:tblStyle w:val="13"/>
+        <w:tblStyle w:val="16"/>
         <w:tblW w:w="0" w:type="auto"/>
         <w:tblInd w:w="1079" w:type="dxa"/>
         <w:tblBorders>
@@ -2610,71 +2616,6 @@
           </w:p>
         </w:tc>
       </w:tr>
-      <w:tr>
-        <w:tblPrEx>
-          <w:tblBorders>
-            <w:top w:val="single" w:color="auto" w:sz="4" w:space="0"/>
-            <w:left w:val="single" w:color="auto" w:sz="4" w:space="0"/>
-            <w:bottom w:val="single" w:color="auto" w:sz="4" w:space="0"/>
-            <w:right w:val="single" w:color="auto" w:sz="4" w:space="0"/>
-            <w:insideH w:val="single" w:color="auto" w:sz="4" w:space="0"/>
-            <w:insideV w:val="single" w:color="auto" w:sz="4" w:space="0"/>
-          </w:tblBorders>
-          <w:tblCellMar>
-            <w:top w:w="0" w:type="dxa"/>
-            <w:left w:w="108" w:type="dxa"/>
-            <w:bottom w:w="0" w:type="dxa"/>
-            <w:right w:w="108" w:type="dxa"/>
-          </w:tblCellMar>
-        </w:tblPrEx>
-        <w:tc>
-          <w:tcPr>
-            <w:tcW w:w="8492" w:type="dxa"/>
-            <w:tcBorders>
-              <w:top w:val="nil"/>
-              <w:left w:val="nil"/>
-              <w:bottom w:val="nil"/>
-              <w:right w:val="nil"/>
-            </w:tcBorders>
-          </w:tcPr>
-          <w:p>
-            <w:pPr>
-              <w:numPr>
-                <w:ilvl w:val="0"/>
-                <w:numId w:val="0"/>
-              </w:numPr>
-              <w:outlineLvl w:val="9"/>
-              <w:rPr>
-                <w:rFonts w:hint="default" w:ascii="Consolas" w:hAnsi="Consolas" w:cs="Consolas"/>
-                <w:b w:val="0"/>
-                <w:bCs/>
-                <w:color w:val="auto"/>
-                <w:sz w:val="20"/>
-                <w:szCs w:val="20"/>
-                <w:lang w:val="ru-RU"/>
-              </w:rPr>
-            </w:pPr>
-          </w:p>
-          <w:p>
-            <w:pPr>
-              <w:numPr>
-                <w:ilvl w:val="0"/>
-                <w:numId w:val="0"/>
-              </w:numPr>
-              <w:outlineLvl w:val="9"/>
-              <w:rPr>
-                <w:rFonts w:hint="default" w:ascii="Consolas" w:hAnsi="Consolas" w:cs="Consolas"/>
-                <w:b w:val="0"/>
-                <w:bCs/>
-                <w:color w:val="auto"/>
-                <w:sz w:val="20"/>
-                <w:szCs w:val="20"/>
-                <w:lang w:val="ru-RU"/>
-              </w:rPr>
-            </w:pPr>
-          </w:p>
-        </w:tc>
-      </w:tr>
     </w:tbl>
     <w:p>
       <w:pPr>
@@ -2801,7 +2742,7 @@
     </w:p>
     <w:tbl>
       <w:tblPr>
-        <w:tblStyle w:val="13"/>
+        <w:tblStyle w:val="16"/>
         <w:tblW w:w="0" w:type="auto"/>
         <w:tblInd w:w="0" w:type="dxa"/>
         <w:tblBorders>
@@ -3763,7 +3704,7 @@
     </w:p>
     <w:tbl>
       <w:tblPr>
-        <w:tblStyle w:val="13"/>
+        <w:tblStyle w:val="16"/>
         <w:tblW w:w="0" w:type="auto"/>
         <w:tblInd w:w="1079" w:type="dxa"/>
         <w:tblBorders>
@@ -4000,7 +3941,7 @@
     </w:p>
     <w:tbl>
       <w:tblPr>
-        <w:tblStyle w:val="13"/>
+        <w:tblStyle w:val="16"/>
         <w:tblW w:w="0" w:type="auto"/>
         <w:tblInd w:w="0" w:type="dxa"/>
         <w:tblBorders>
@@ -4622,7 +4563,7 @@
     </w:p>
     <w:tbl>
       <w:tblPr>
-        <w:tblStyle w:val="13"/>
+        <w:tblStyle w:val="16"/>
         <w:tblW w:w="0" w:type="auto"/>
         <w:tblInd w:w="1079" w:type="dxa"/>
         <w:tblBorders>
@@ -4859,7 +4800,7 @@
     </w:p>
     <w:tbl>
       <w:tblPr>
-        <w:tblStyle w:val="13"/>
+        <w:tblStyle w:val="16"/>
         <w:tblW w:w="0" w:type="auto"/>
         <w:tblInd w:w="0" w:type="dxa"/>
         <w:tblBorders>
@@ -5234,6 +5175,12 @@
             <w:insideH w:val="single" w:color="auto" w:sz="4" w:space="0"/>
             <w:insideV w:val="single" w:color="auto" w:sz="4" w:space="0"/>
           </w:tblBorders>
+          <w:tblCellMar>
+            <w:top w:w="0" w:type="dxa"/>
+            <w:left w:w="108" w:type="dxa"/>
+            <w:bottom w:w="0" w:type="dxa"/>
+            <w:right w:w="108" w:type="dxa"/>
+          </w:tblCellMar>
         </w:tblPrEx>
         <w:tc>
           <w:tcPr>
@@ -5652,7 +5599,7 @@
     </w:p>
     <w:tbl>
       <w:tblPr>
-        <w:tblStyle w:val="13"/>
+        <w:tblStyle w:val="16"/>
         <w:tblW w:w="0" w:type="auto"/>
         <w:tblInd w:w="1079" w:type="dxa"/>
         <w:tblBorders>
@@ -5888,7 +5835,7 @@
     </w:p>
     <w:tbl>
       <w:tblPr>
-        <w:tblStyle w:val="13"/>
+        <w:tblStyle w:val="16"/>
         <w:tblW w:w="0" w:type="auto"/>
         <w:tblInd w:w="0" w:type="dxa"/>
         <w:tblBorders>
@@ -6514,7 +6461,7 @@
     </w:p>
     <w:tbl>
       <w:tblPr>
-        <w:tblStyle w:val="13"/>
+        <w:tblStyle w:val="16"/>
         <w:tblW w:w="0" w:type="auto"/>
         <w:tblInd w:w="1079" w:type="dxa"/>
         <w:tblBorders>
@@ -6750,7 +6697,7 @@
     </w:p>
     <w:tbl>
       <w:tblPr>
-        <w:tblStyle w:val="13"/>
+        <w:tblStyle w:val="16"/>
         <w:tblW w:w="0" w:type="auto"/>
         <w:tblInd w:w="0" w:type="dxa"/>
         <w:tblBorders>
@@ -7544,7 +7491,7 @@
     </w:p>
     <w:tbl>
       <w:tblPr>
-        <w:tblStyle w:val="13"/>
+        <w:tblStyle w:val="16"/>
         <w:tblW w:w="0" w:type="auto"/>
         <w:tblInd w:w="1079" w:type="dxa"/>
         <w:tblBorders>
@@ -7781,7 +7728,7 @@
     </w:p>
     <w:tbl>
       <w:tblPr>
-        <w:tblStyle w:val="13"/>
+        <w:tblStyle w:val="16"/>
         <w:tblW w:w="0" w:type="auto"/>
         <w:tblInd w:w="0" w:type="dxa"/>
         <w:tblBorders>
@@ -8748,7 +8695,7 @@
     </w:p>
     <w:tbl>
       <w:tblPr>
-        <w:tblStyle w:val="13"/>
+        <w:tblStyle w:val="16"/>
         <w:tblW w:w="0" w:type="auto"/>
         <w:tblInd w:w="1079" w:type="dxa"/>
         <w:tblBorders>
@@ -8985,7 +8932,7 @@
     </w:p>
     <w:tbl>
       <w:tblPr>
-        <w:tblStyle w:val="13"/>
+        <w:tblStyle w:val="16"/>
         <w:tblW w:w="0" w:type="auto"/>
         <w:tblInd w:w="0" w:type="dxa"/>
         <w:tblBorders>
@@ -9938,7 +9885,7 @@
     </w:p>
     <w:tbl>
       <w:tblPr>
-        <w:tblStyle w:val="13"/>
+        <w:tblStyle w:val="16"/>
         <w:tblW w:w="0" w:type="auto"/>
         <w:tblInd w:w="0" w:type="dxa"/>
         <w:tblBorders>
@@ -9996,29 +9943,21 @@
                 <w:sz w:val="20"/>
                 <w:szCs w:val="20"/>
               </w:rPr>
-              <w:t>/</w:t>
-            </w:r>
-            <w:r>
-              <w:rPr>
-                <w:rFonts w:hint="default" w:ascii="Consolas" w:hAnsi="Consolas" w:cs="Consolas"/>
-                <w:sz w:val="20"/>
-                <w:szCs w:val="20"/>
-              </w:rPr>
-              <w:t>*</w:t>
-            </w:r>
-          </w:p>
-          <w:p>
-            <w:pPr>
-              <w:spacing w:after="0" w:line="240" w:lineRule="auto"/>
-              <w:rPr>
-                <w:rFonts w:hint="default" w:ascii="Andale Mono" w:hAnsi="Andale Mono" w:cs="Andale Mono"/>
-                <w:sz w:val="20"/>
-                <w:szCs w:val="20"/>
-              </w:rPr>
-            </w:pPr>
-            <w:r>
-              <w:rPr>
-                <w:rFonts w:hint="default" w:ascii="Andale Mono" w:hAnsi="Andale Mono" w:cs="Andale Mono"/>
+              <w:t>/*</w:t>
+            </w:r>
+          </w:p>
+          <w:p>
+            <w:pPr>
+              <w:spacing w:after="0" w:line="240" w:lineRule="auto"/>
+              <w:rPr>
+                <w:rFonts w:hint="default" w:ascii="Consolas" w:hAnsi="Consolas" w:cs="Consolas"/>
+                <w:sz w:val="20"/>
+                <w:szCs w:val="20"/>
+              </w:rPr>
+            </w:pPr>
+            <w:r>
+              <w:rPr>
+                <w:rFonts w:hint="default" w:ascii="Consolas" w:hAnsi="Consolas" w:cs="Consolas"/>
                 <w:sz w:val="20"/>
                 <w:szCs w:val="20"/>
               </w:rPr>
@@ -10029,41 +9968,41 @@
             <w:pPr>
               <w:spacing w:after="0" w:line="240" w:lineRule="auto"/>
               <w:rPr>
-                <w:rFonts w:hint="default" w:ascii="Andale Mono" w:hAnsi="Andale Mono" w:cs="Andale Mono"/>
-                <w:sz w:val="20"/>
-                <w:szCs w:val="20"/>
-              </w:rPr>
-            </w:pPr>
-            <w:r>
-              <w:rPr>
-                <w:rFonts w:hint="default" w:ascii="Andale Mono" w:hAnsi="Andale Mono" w:cs="Andale Mono"/>
-                <w:sz w:val="20"/>
-                <w:szCs w:val="20"/>
-              </w:rPr>
-              <w:t>│        КАФЕДРА № 304 2 КУРС ПЯВУ С/РР П Р А К Т И К А      │</w:t>
-            </w:r>
-            <w:r>
-              <w:rPr>
-                <w:rFonts w:hint="default" w:ascii="Andale Mono" w:hAnsi="Andale Mono" w:cs="Andale Mono"/>
-                <w:sz w:val="20"/>
-                <w:szCs w:val="20"/>
-                <w:lang w:val="en-US"/>
-              </w:rPr>
-              <w:t xml:space="preserve">                                                  </w:t>
-            </w:r>
-          </w:p>
-          <w:p>
-            <w:pPr>
-              <w:spacing w:after="0" w:line="240" w:lineRule="auto"/>
-              <w:rPr>
-                <w:rFonts w:hint="default" w:ascii="Andale Mono" w:hAnsi="Andale Mono" w:cs="Andale Mono"/>
-                <w:sz w:val="20"/>
-                <w:szCs w:val="20"/>
-              </w:rPr>
-            </w:pPr>
-            <w:r>
-              <w:rPr>
-                <w:rFonts w:hint="default" w:ascii="Andale Mono" w:hAnsi="Andale Mono" w:cs="Andale Mono"/>
+                <w:rFonts w:hint="default" w:ascii="Consolas" w:hAnsi="Consolas" w:cs="Consolas"/>
+                <w:sz w:val="20"/>
+                <w:szCs w:val="20"/>
+              </w:rPr>
+            </w:pPr>
+            <w:r>
+              <w:rPr>
+                <w:rFonts w:hint="default" w:ascii="Consolas" w:hAnsi="Consolas" w:cs="Consolas"/>
+                <w:sz w:val="20"/>
+                <w:szCs w:val="20"/>
+              </w:rPr>
+              <w:t xml:space="preserve">│        КАФЕДРА № 304 2 КУРС ПЯВУ С/РР П Р А К Т И К А      </w:t>
+            </w:r>
+            <w:r>
+              <w:rPr>
+                <w:rFonts w:hint="default" w:ascii="Consolas" w:hAnsi="Consolas" w:cs="Consolas"/>
+                <w:sz w:val="20"/>
+                <w:szCs w:val="20"/>
+                <w:lang w:val="en-US" w:eastAsia="zh-CN"/>
+              </w:rPr>
+              <w:t>│</w:t>
+            </w:r>
+          </w:p>
+          <w:p>
+            <w:pPr>
+              <w:spacing w:after="0" w:line="240" w:lineRule="auto"/>
+              <w:rPr>
+                <w:rFonts w:hint="default" w:ascii="Consolas" w:hAnsi="Consolas" w:cs="Consolas"/>
+                <w:sz w:val="20"/>
+                <w:szCs w:val="20"/>
+              </w:rPr>
+            </w:pPr>
+            <w:r>
+              <w:rPr>
+                <w:rFonts w:hint="default" w:ascii="Consolas" w:hAnsi="Consolas" w:cs="Consolas"/>
                 <w:sz w:val="20"/>
                 <w:szCs w:val="20"/>
               </w:rPr>
@@ -10074,14 +10013,14 @@
             <w:pPr>
               <w:spacing w:after="0" w:line="240" w:lineRule="auto"/>
               <w:rPr>
-                <w:rFonts w:hint="default" w:ascii="Andale Mono" w:hAnsi="Andale Mono" w:cs="Andale Mono"/>
-                <w:sz w:val="20"/>
-                <w:szCs w:val="20"/>
-              </w:rPr>
-            </w:pPr>
-            <w:r>
-              <w:rPr>
-                <w:rFonts w:hint="default" w:ascii="Andale Mono" w:hAnsi="Andale Mono" w:cs="Andale Mono"/>
+                <w:rFonts w:hint="default" w:ascii="Consolas" w:hAnsi="Consolas" w:cs="Consolas"/>
+                <w:sz w:val="20"/>
+                <w:szCs w:val="20"/>
+              </w:rPr>
+            </w:pPr>
+            <w:r>
+              <w:rPr>
+                <w:rFonts w:hint="default" w:ascii="Consolas" w:hAnsi="Consolas" w:cs="Consolas"/>
                 <w:sz w:val="20"/>
                 <w:szCs w:val="20"/>
               </w:rPr>
@@ -10089,7 +10028,7 @@
             </w:r>
             <w:r>
               <w:rPr>
-                <w:rFonts w:hint="default" w:ascii="Andale Mono" w:hAnsi="Andale Mono" w:cs="Andale Mono"/>
+                <w:rFonts w:hint="default" w:ascii="Consolas" w:hAnsi="Consolas" w:cs="Consolas"/>
                 <w:sz w:val="20"/>
                 <w:szCs w:val="20"/>
                 <w:lang w:val="en-US"/>
@@ -10098,125 +10037,135 @@
             </w:r>
             <w:r>
               <w:rPr>
-                <w:rFonts w:hint="default" w:ascii="Andale Mono" w:hAnsi="Andale Mono" w:cs="Andale Mono"/>
-                <w:sz w:val="20"/>
-                <w:szCs w:val="20"/>
+                <w:rFonts w:hint="default" w:ascii="Consolas" w:hAnsi="Consolas" w:cs="Consolas"/>
+                <w:sz w:val="20"/>
+                <w:szCs w:val="20"/>
+                <w:lang w:val="en-US" w:eastAsia="zh-CN"/>
               </w:rPr>
               <w:t>│</w:t>
             </w:r>
             <w:r>
               <w:rPr>
-                <w:rFonts w:hint="default" w:ascii="Andale Mono" w:hAnsi="Andale Mono" w:cs="Andale Mono"/>
-                <w:sz w:val="20"/>
-                <w:szCs w:val="20"/>
-                <w:lang w:val="en-US"/>
-              </w:rPr>
-              <w:t xml:space="preserve">                                                                   </w:t>
-            </w:r>
-          </w:p>
-          <w:p>
-            <w:pPr>
-              <w:spacing w:after="0" w:line="240" w:lineRule="auto"/>
-              <w:rPr>
-                <w:rFonts w:hint="default" w:ascii="Andale Mono" w:hAnsi="Andale Mono" w:cs="Andale Mono"/>
-                <w:sz w:val="20"/>
-                <w:szCs w:val="20"/>
-              </w:rPr>
-            </w:pPr>
-            <w:r>
-              <w:rPr>
-                <w:rFonts w:hint="default" w:ascii="Andale Mono" w:hAnsi="Andale Mono" w:cs="Andale Mono"/>
-                <w:sz w:val="20"/>
-                <w:szCs w:val="20"/>
-              </w:rPr>
-              <w:t>│ Project Name  : Матрицы                                    │</w:t>
-            </w:r>
-          </w:p>
-          <w:p>
-            <w:pPr>
-              <w:spacing w:after="0" w:line="240" w:lineRule="auto"/>
-              <w:rPr>
-                <w:rFonts w:hint="default" w:ascii="Andale Mono" w:hAnsi="Andale Mono" w:cs="Andale Mono"/>
-                <w:sz w:val="20"/>
-                <w:szCs w:val="20"/>
-              </w:rPr>
-            </w:pPr>
-            <w:r>
-              <w:rPr>
-                <w:rFonts w:hint="default" w:ascii="Andale Mono" w:hAnsi="Andale Mono" w:cs="Andale Mono"/>
-                <w:sz w:val="20"/>
-                <w:szCs w:val="20"/>
-              </w:rPr>
-              <w:t>│ File Name     : main.cpp                                   │</w:t>
-            </w:r>
-          </w:p>
-          <w:p>
-            <w:pPr>
-              <w:spacing w:after="0" w:line="240" w:lineRule="auto"/>
-              <w:rPr>
-                <w:rFonts w:hint="default" w:ascii="Andale Mono" w:hAnsi="Andale Mono" w:cs="Andale Mono"/>
-                <w:sz w:val="20"/>
-                <w:szCs w:val="20"/>
-              </w:rPr>
-            </w:pPr>
-            <w:r>
-              <w:rPr>
-                <w:rFonts w:hint="default" w:ascii="Andale Mono" w:hAnsi="Andale Mono" w:cs="Andale Mono"/>
-                <w:sz w:val="20"/>
-                <w:szCs w:val="20"/>
-              </w:rPr>
-              <w:t xml:space="preserve">│ Language     </w:t>
-            </w:r>
-            <w:r>
-              <w:rPr>
-                <w:rFonts w:hint="default" w:ascii="Andale Mono" w:hAnsi="Andale Mono" w:cs="Andale Mono"/>
-                <w:sz w:val="20"/>
-                <w:szCs w:val="20"/>
-                <w:lang w:val="en-US"/>
-              </w:rPr>
-              <w:t xml:space="preserve"> </w:t>
-            </w:r>
-            <w:r>
-              <w:rPr>
-                <w:rFonts w:hint="default" w:ascii="Andale Mono" w:hAnsi="Andale Mono" w:cs="Andale Mono"/>
-                <w:sz w:val="20"/>
-                <w:szCs w:val="20"/>
-              </w:rPr>
-              <w:t>: C/C++ MS VS ver. 2019 and above            │</w:t>
-            </w:r>
-          </w:p>
-          <w:p>
-            <w:pPr>
-              <w:spacing w:after="0" w:line="240" w:lineRule="auto"/>
-              <w:rPr>
-                <w:rFonts w:hint="default" w:ascii="Andale Mono" w:hAnsi="Andale Mono" w:cs="Andale Mono"/>
-                <w:sz w:val="20"/>
-                <w:szCs w:val="20"/>
-              </w:rPr>
-            </w:pPr>
-            <w:r>
-              <w:rPr>
-                <w:rFonts w:hint="default" w:ascii="Andale Mono" w:hAnsi="Andale Mono" w:cs="Andale Mono"/>
-                <w:sz w:val="20"/>
-                <w:szCs w:val="20"/>
-              </w:rPr>
-              <w:t>│ Programmer(s) : Порошин Г.А. Прошин Е.С.                   │</w:t>
+                <w:rFonts w:hint="default" w:ascii="Consolas" w:hAnsi="Consolas" w:cs="Consolas"/>
+                <w:sz w:val="20"/>
+                <w:szCs w:val="20"/>
+                <w:lang w:val="en-US"/>
+              </w:rPr>
+              <w:t xml:space="preserve">    </w:t>
             </w:r>
             <w:bookmarkStart w:id="8" w:name="_GoBack"/>
             <w:bookmarkEnd w:id="8"/>
-          </w:p>
-          <w:p>
-            <w:pPr>
-              <w:spacing w:after="0" w:line="240" w:lineRule="auto"/>
-              <w:rPr>
-                <w:rFonts w:hint="default" w:ascii="Andale Mono" w:hAnsi="Andale Mono" w:cs="Andale Mono"/>
-                <w:sz w:val="20"/>
-                <w:szCs w:val="20"/>
-              </w:rPr>
-            </w:pPr>
-            <w:r>
-              <w:rPr>
-                <w:rFonts w:hint="default" w:ascii="Andale Mono" w:hAnsi="Andale Mono" w:cs="Andale Mono"/>
+            <w:r>
+              <w:rPr>
+                <w:rFonts w:hint="default" w:ascii="Consolas" w:hAnsi="Consolas" w:cs="Consolas"/>
+                <w:sz w:val="20"/>
+                <w:szCs w:val="20"/>
+                <w:lang w:val="en-US"/>
+              </w:rPr>
+              <w:t xml:space="preserve">                                                               </w:t>
+            </w:r>
+          </w:p>
+          <w:p>
+            <w:pPr>
+              <w:spacing w:after="0" w:line="240" w:lineRule="auto"/>
+              <w:rPr>
+                <w:rFonts w:hint="default" w:ascii="Consolas" w:hAnsi="Consolas" w:cs="Consolas"/>
+                <w:sz w:val="20"/>
+                <w:szCs w:val="20"/>
+              </w:rPr>
+            </w:pPr>
+            <w:r>
+              <w:rPr>
+                <w:rFonts w:hint="default" w:ascii="Consolas" w:hAnsi="Consolas" w:cs="Consolas"/>
+                <w:sz w:val="20"/>
+                <w:szCs w:val="20"/>
+              </w:rPr>
+              <w:t>│ Project Name  : Матрицы                                    │</w:t>
+            </w:r>
+          </w:p>
+          <w:p>
+            <w:pPr>
+              <w:spacing w:after="0" w:line="240" w:lineRule="auto"/>
+              <w:rPr>
+                <w:rFonts w:hint="default" w:ascii="Consolas" w:hAnsi="Consolas" w:cs="Consolas"/>
+                <w:sz w:val="20"/>
+                <w:szCs w:val="20"/>
+              </w:rPr>
+            </w:pPr>
+            <w:r>
+              <w:rPr>
+                <w:rFonts w:hint="default" w:ascii="Consolas" w:hAnsi="Consolas" w:cs="Consolas"/>
+                <w:sz w:val="20"/>
+                <w:szCs w:val="20"/>
+              </w:rPr>
+              <w:t>│ File Name     : main.cpp                                   │</w:t>
+            </w:r>
+          </w:p>
+          <w:p>
+            <w:pPr>
+              <w:spacing w:after="0" w:line="240" w:lineRule="auto"/>
+              <w:rPr>
+                <w:rFonts w:hint="default" w:ascii="Consolas" w:hAnsi="Consolas" w:cs="Consolas"/>
+                <w:sz w:val="20"/>
+                <w:szCs w:val="20"/>
+              </w:rPr>
+            </w:pPr>
+            <w:r>
+              <w:rPr>
+                <w:rFonts w:hint="default" w:ascii="Consolas" w:hAnsi="Consolas" w:cs="Consolas"/>
+                <w:sz w:val="20"/>
+                <w:szCs w:val="20"/>
+              </w:rPr>
+              <w:t xml:space="preserve">│ Language     </w:t>
+            </w:r>
+            <w:r>
+              <w:rPr>
+                <w:rFonts w:hint="default" w:ascii="Consolas" w:hAnsi="Consolas" w:cs="Consolas"/>
+                <w:sz w:val="20"/>
+                <w:szCs w:val="20"/>
+                <w:lang w:val="en-US"/>
+              </w:rPr>
+              <w:t xml:space="preserve"> </w:t>
+            </w:r>
+            <w:r>
+              <w:rPr>
+                <w:rFonts w:hint="default" w:ascii="Consolas" w:hAnsi="Consolas" w:cs="Consolas"/>
+                <w:sz w:val="20"/>
+                <w:szCs w:val="20"/>
+              </w:rPr>
+              <w:t>: C/C++ MS VS ver. 2019 and above            │</w:t>
+            </w:r>
+          </w:p>
+          <w:p>
+            <w:pPr>
+              <w:spacing w:after="0" w:line="240" w:lineRule="auto"/>
+              <w:rPr>
+                <w:rFonts w:hint="default" w:ascii="Consolas" w:hAnsi="Consolas" w:cs="Consolas"/>
+                <w:sz w:val="20"/>
+                <w:szCs w:val="20"/>
+              </w:rPr>
+            </w:pPr>
+            <w:r>
+              <w:rPr>
+                <w:rFonts w:hint="default" w:ascii="Consolas" w:hAnsi="Consolas" w:cs="Consolas"/>
+                <w:sz w:val="20"/>
+                <w:szCs w:val="20"/>
+              </w:rPr>
+              <w:t>│ Programmer(s) : Порошин Г.А. Прошин Е.С.                   │</w:t>
+            </w:r>
+          </w:p>
+          <w:p>
+            <w:pPr>
+              <w:spacing w:after="0" w:line="240" w:lineRule="auto"/>
+              <w:rPr>
+                <w:rFonts w:hint="default" w:ascii="Consolas" w:hAnsi="Consolas" w:cs="Consolas"/>
+                <w:sz w:val="20"/>
+                <w:szCs w:val="20"/>
+              </w:rPr>
+            </w:pPr>
+            <w:r>
+              <w:rPr>
+                <w:rFonts w:hint="default" w:ascii="Consolas" w:hAnsi="Consolas" w:cs="Consolas"/>
                 <w:sz w:val="20"/>
                 <w:szCs w:val="20"/>
               </w:rPr>
@@ -10227,14 +10176,14 @@
             <w:pPr>
               <w:spacing w:after="0" w:line="240" w:lineRule="auto"/>
               <w:rPr>
-                <w:rFonts w:hint="default" w:ascii="Andale Mono" w:hAnsi="Andale Mono" w:cs="Andale Mono"/>
-                <w:sz w:val="20"/>
-                <w:szCs w:val="20"/>
-              </w:rPr>
-            </w:pPr>
-            <w:r>
-              <w:rPr>
-                <w:rFonts w:hint="default" w:ascii="Andale Mono" w:hAnsi="Andale Mono" w:cs="Andale Mono"/>
+                <w:rFonts w:hint="default" w:ascii="Consolas" w:hAnsi="Consolas" w:cs="Consolas"/>
+                <w:sz w:val="20"/>
+                <w:szCs w:val="20"/>
+              </w:rPr>
+            </w:pPr>
+            <w:r>
+              <w:rPr>
+                <w:rFonts w:hint="default" w:ascii="Consolas" w:hAnsi="Consolas" w:cs="Consolas"/>
                 <w:sz w:val="20"/>
                 <w:szCs w:val="20"/>
               </w:rPr>
@@ -10245,14 +10194,14 @@
             <w:pPr>
               <w:spacing w:after="0" w:line="240" w:lineRule="auto"/>
               <w:rPr>
-                <w:rFonts w:hint="default" w:ascii="Andale Mono" w:hAnsi="Andale Mono" w:cs="Andale Mono"/>
-                <w:sz w:val="20"/>
-                <w:szCs w:val="20"/>
-              </w:rPr>
-            </w:pPr>
-            <w:r>
-              <w:rPr>
-                <w:rFonts w:hint="default" w:ascii="Andale Mono" w:hAnsi="Andale Mono" w:cs="Andale Mono"/>
+                <w:rFonts w:hint="default" w:ascii="Consolas" w:hAnsi="Consolas" w:cs="Consolas"/>
+                <w:sz w:val="20"/>
+                <w:szCs w:val="20"/>
+              </w:rPr>
+            </w:pPr>
+            <w:r>
+              <w:rPr>
+                <w:rFonts w:hint="default" w:ascii="Consolas" w:hAnsi="Consolas" w:cs="Consolas"/>
                 <w:sz w:val="20"/>
                 <w:szCs w:val="20"/>
               </w:rPr>
@@ -10263,14 +10212,14 @@
             <w:pPr>
               <w:spacing w:after="0" w:line="240" w:lineRule="auto"/>
               <w:rPr>
-                <w:rFonts w:hint="default" w:ascii="Andale Mono" w:hAnsi="Andale Mono" w:cs="Andale Mono"/>
-                <w:sz w:val="20"/>
-                <w:szCs w:val="20"/>
-              </w:rPr>
-            </w:pPr>
-            <w:r>
-              <w:rPr>
-                <w:rFonts w:hint="default" w:ascii="Andale Mono" w:hAnsi="Andale Mono" w:cs="Andale Mono"/>
+                <w:rFonts w:hint="default" w:ascii="Consolas" w:hAnsi="Consolas" w:cs="Consolas"/>
+                <w:sz w:val="20"/>
+                <w:szCs w:val="20"/>
+              </w:rPr>
+            </w:pPr>
+            <w:r>
+              <w:rPr>
+                <w:rFonts w:hint="default" w:ascii="Consolas" w:hAnsi="Consolas" w:cs="Consolas"/>
                 <w:sz w:val="20"/>
                 <w:szCs w:val="20"/>
               </w:rPr>
@@ -10281,14 +10230,14 @@
             <w:pPr>
               <w:spacing w:after="0" w:line="240" w:lineRule="auto"/>
               <w:rPr>
-                <w:rFonts w:hint="default" w:ascii="Andale Mono" w:hAnsi="Andale Mono" w:cs="Andale Mono"/>
-                <w:sz w:val="20"/>
-                <w:szCs w:val="20"/>
-              </w:rPr>
-            </w:pPr>
-            <w:r>
-              <w:rPr>
-                <w:rFonts w:hint="default" w:ascii="Andale Mono" w:hAnsi="Andale Mono" w:cs="Andale Mono"/>
+                <w:rFonts w:hint="default" w:ascii="Consolas" w:hAnsi="Consolas" w:cs="Consolas"/>
+                <w:sz w:val="20"/>
+                <w:szCs w:val="20"/>
+              </w:rPr>
+            </w:pPr>
+            <w:r>
+              <w:rPr>
+                <w:rFonts w:hint="default" w:ascii="Consolas" w:hAnsi="Consolas" w:cs="Consolas"/>
                 <w:sz w:val="20"/>
                 <w:szCs w:val="20"/>
               </w:rPr>
@@ -10299,14 +10248,14 @@
             <w:pPr>
               <w:spacing w:after="0" w:line="240" w:lineRule="auto"/>
               <w:rPr>
-                <w:rFonts w:hint="default" w:ascii="Andale Mono" w:hAnsi="Andale Mono" w:cs="Andale Mono"/>
-                <w:sz w:val="20"/>
-                <w:szCs w:val="20"/>
-              </w:rPr>
-            </w:pPr>
-            <w:r>
-              <w:rPr>
-                <w:rFonts w:hint="default" w:ascii="Andale Mono" w:hAnsi="Andale Mono" w:cs="Andale Mono"/>
+                <w:rFonts w:hint="default" w:ascii="Consolas" w:hAnsi="Consolas" w:cs="Consolas"/>
+                <w:sz w:val="20"/>
+                <w:szCs w:val="20"/>
+              </w:rPr>
+            </w:pPr>
+            <w:r>
+              <w:rPr>
+                <w:rFonts w:hint="default" w:ascii="Consolas" w:hAnsi="Consolas" w:cs="Consolas"/>
                 <w:sz w:val="20"/>
                 <w:szCs w:val="20"/>
               </w:rPr>
@@ -10317,14 +10266,14 @@
             <w:pPr>
               <w:spacing w:after="0" w:line="240" w:lineRule="auto"/>
               <w:rPr>
-                <w:rFonts w:hint="default" w:ascii="Andale Mono" w:hAnsi="Andale Mono" w:cs="Andale Mono"/>
-                <w:sz w:val="20"/>
-                <w:szCs w:val="20"/>
-              </w:rPr>
-            </w:pPr>
-            <w:r>
-              <w:rPr>
-                <w:rFonts w:hint="default" w:ascii="Andale Mono" w:hAnsi="Andale Mono" w:cs="Andale Mono"/>
+                <w:rFonts w:hint="default" w:ascii="Consolas" w:hAnsi="Consolas" w:cs="Consolas"/>
+                <w:sz w:val="20"/>
+                <w:szCs w:val="20"/>
+              </w:rPr>
+            </w:pPr>
+            <w:r>
+              <w:rPr>
+                <w:rFonts w:hint="default" w:ascii="Consolas" w:hAnsi="Consolas" w:cs="Consolas"/>
                 <w:sz w:val="20"/>
                 <w:szCs w:val="20"/>
               </w:rPr>
@@ -14505,14 +14454,14 @@
             <w:pPr>
               <w:spacing w:after="0" w:line="240" w:lineRule="auto"/>
               <w:rPr>
-                <w:rFonts w:hint="default" w:ascii="Times New Roman" w:hAnsi="Times New Roman" w:cs="Times New Roman"/>
-                <w:sz w:val="28"/>
-                <w:szCs w:val="28"/>
-              </w:rPr>
-            </w:pPr>
-            <w:r>
-              <w:rPr>
-                <w:rFonts w:hint="default" w:ascii="Times New Roman" w:hAnsi="Times New Roman" w:cs="Times New Roman"/>
+                <w:rFonts w:hint="default" w:ascii="Consolas" w:hAnsi="Consolas" w:cs="Consolas"/>
+                <w:sz w:val="28"/>
+                <w:szCs w:val="28"/>
+              </w:rPr>
+            </w:pPr>
+            <w:r>
+              <w:rPr>
+                <w:rFonts w:hint="default" w:ascii="Consolas" w:hAnsi="Consolas" w:cs="Consolas"/>
                 <w:sz w:val="28"/>
                 <w:szCs w:val="28"/>
               </w:rPr>
@@ -14523,7 +14472,7 @@
             <w:pPr>
               <w:spacing w:after="0" w:line="240" w:lineRule="auto"/>
               <w:rPr>
-                <w:rFonts w:hint="default" w:ascii="Times New Roman" w:hAnsi="Times New Roman" w:cs="Times New Roman"/>
+                <w:rFonts w:hint="default" w:ascii="Consolas" w:hAnsi="Consolas" w:cs="Consolas"/>
                 <w:sz w:val="28"/>
                 <w:szCs w:val="28"/>
               </w:rPr>
@@ -20882,7 +20831,7 @@
     <w:sdtContent>
       <w:p>
         <w:pPr>
-          <w:pStyle w:val="10"/>
+          <w:pStyle w:val="15"/>
         </w:pPr>
         <w:r>
           <w:fldChar w:fldCharType="begin"/>
@@ -20904,7 +20853,7 @@
   </w:sdt>
   <w:p>
     <w:pPr>
-      <w:pStyle w:val="10"/>
+      <w:pStyle w:val="15"/>
     </w:pPr>
   </w:p>
 </w:ftr>
@@ -21686,7 +21635,7 @@
   <w:docDefaults>
     <w:rPrDefault>
       <w:rPr>
-        <w:rFonts w:asciiTheme="minorHAnsi" w:hAnsiTheme="minorHAnsi" w:eastAsiaTheme="minorHAnsi" w:cstheme="minorBidi"/>
+        <w:rFonts w:ascii="Times New Roman" w:hAnsi="Times New Roman" w:eastAsia="SimSun" w:cs="Times New Roman"/>
       </w:rPr>
     </w:rPrDefault>
     <w:pPrDefault/>
@@ -21843,105 +21792,7 @@
     <w:lsdException w:qFormat="1" w:unhideWhenUsed="0" w:uiPriority="39" w:semiHidden="0" w:name="Table Grid"/>
     <w:lsdException w:uiPriority="99" w:name="Table Theme"/>
     <w:lsdException w:qFormat="1" w:unhideWhenUsed="0" w:uiPriority="1" w:semiHidden="0" w:name="No Spacing"/>
-    <w:lsdException w:unhideWhenUsed="0" w:uiPriority="60" w:semiHidden="0" w:name="Light Shading"/>
-    <w:lsdException w:unhideWhenUsed="0" w:uiPriority="61" w:semiHidden="0" w:name="Light List"/>
-    <w:lsdException w:unhideWhenUsed="0" w:uiPriority="62" w:semiHidden="0" w:name="Light Grid"/>
-    <w:lsdException w:unhideWhenUsed="0" w:uiPriority="63" w:semiHidden="0" w:name="Medium Shading 1"/>
-    <w:lsdException w:unhideWhenUsed="0" w:uiPriority="64" w:semiHidden="0" w:name="Medium Shading 2"/>
-    <w:lsdException w:unhideWhenUsed="0" w:uiPriority="65" w:semiHidden="0" w:name="Medium List 1"/>
-    <w:lsdException w:unhideWhenUsed="0" w:uiPriority="66" w:semiHidden="0" w:name="Medium List 2"/>
-    <w:lsdException w:unhideWhenUsed="0" w:uiPriority="67" w:semiHidden="0" w:name="Medium Grid 1"/>
-    <w:lsdException w:unhideWhenUsed="0" w:uiPriority="68" w:semiHidden="0" w:name="Medium Grid 2"/>
-    <w:lsdException w:unhideWhenUsed="0" w:uiPriority="69" w:semiHidden="0" w:name="Medium Grid 3"/>
-    <w:lsdException w:unhideWhenUsed="0" w:uiPriority="70" w:semiHidden="0" w:name="Dark List"/>
-    <w:lsdException w:unhideWhenUsed="0" w:uiPriority="71" w:semiHidden="0" w:name="Colorful Shading"/>
-    <w:lsdException w:unhideWhenUsed="0" w:uiPriority="72" w:semiHidden="0" w:name="Colorful List"/>
-    <w:lsdException w:unhideWhenUsed="0" w:uiPriority="73" w:semiHidden="0" w:name="Colorful Grid"/>
-    <w:lsdException w:unhideWhenUsed="0" w:uiPriority="60" w:semiHidden="0" w:name="Light Shading Accent 1"/>
-    <w:lsdException w:unhideWhenUsed="0" w:uiPriority="61" w:semiHidden="0" w:name="Light List Accent 1"/>
-    <w:lsdException w:unhideWhenUsed="0" w:uiPriority="62" w:semiHidden="0" w:name="Light Grid Accent 1"/>
-    <w:lsdException w:unhideWhenUsed="0" w:uiPriority="63" w:semiHidden="0" w:name="Medium Shading 1 Accent 1"/>
-    <w:lsdException w:unhideWhenUsed="0" w:uiPriority="64" w:semiHidden="0" w:name="Medium Shading 2 Accent 1"/>
-    <w:lsdException w:unhideWhenUsed="0" w:uiPriority="65" w:semiHidden="0" w:name="Medium List 1 Accent 1"/>
     <w:lsdException w:qFormat="1" w:unhideWhenUsed="0" w:uiPriority="34" w:semiHidden="0" w:name="List Paragraph"/>
-    <w:lsdException w:unhideWhenUsed="0" w:uiPriority="66" w:semiHidden="0" w:name="Medium List 2 Accent 1"/>
-    <w:lsdException w:unhideWhenUsed="0" w:uiPriority="67" w:semiHidden="0" w:name="Medium Grid 1 Accent 1"/>
-    <w:lsdException w:unhideWhenUsed="0" w:uiPriority="68" w:semiHidden="0" w:name="Medium Grid 2 Accent 1"/>
-    <w:lsdException w:unhideWhenUsed="0" w:uiPriority="69" w:semiHidden="0" w:name="Medium Grid 3 Accent 1"/>
-    <w:lsdException w:unhideWhenUsed="0" w:uiPriority="70" w:semiHidden="0" w:name="Dark List Accent 1"/>
-    <w:lsdException w:unhideWhenUsed="0" w:uiPriority="71" w:semiHidden="0" w:name="Colorful Shading Accent 1"/>
-    <w:lsdException w:unhideWhenUsed="0" w:uiPriority="72" w:semiHidden="0" w:name="Colorful List Accent 1"/>
-    <w:lsdException w:unhideWhenUsed="0" w:uiPriority="73" w:semiHidden="0" w:name="Colorful Grid Accent 1"/>
-    <w:lsdException w:unhideWhenUsed="0" w:uiPriority="60" w:semiHidden="0" w:name="Light Shading Accent 2"/>
-    <w:lsdException w:unhideWhenUsed="0" w:uiPriority="61" w:semiHidden="0" w:name="Light List Accent 2"/>
-    <w:lsdException w:unhideWhenUsed="0" w:uiPriority="62" w:semiHidden="0" w:name="Light Grid Accent 2"/>
-    <w:lsdException w:unhideWhenUsed="0" w:uiPriority="63" w:semiHidden="0" w:name="Medium Shading 1 Accent 2"/>
-    <w:lsdException w:unhideWhenUsed="0" w:uiPriority="64" w:semiHidden="0" w:name="Medium Shading 2 Accent 2"/>
-    <w:lsdException w:unhideWhenUsed="0" w:uiPriority="65" w:semiHidden="0" w:name="Medium List 1 Accent 2"/>
-    <w:lsdException w:unhideWhenUsed="0" w:uiPriority="66" w:semiHidden="0" w:name="Medium List 2 Accent 2"/>
-    <w:lsdException w:unhideWhenUsed="0" w:uiPriority="67" w:semiHidden="0" w:name="Medium Grid 1 Accent 2"/>
-    <w:lsdException w:unhideWhenUsed="0" w:uiPriority="68" w:semiHidden="0" w:name="Medium Grid 2 Accent 2"/>
-    <w:lsdException w:unhideWhenUsed="0" w:uiPriority="69" w:semiHidden="0" w:name="Medium Grid 3 Accent 2"/>
-    <w:lsdException w:unhideWhenUsed="0" w:uiPriority="70" w:semiHidden="0" w:name="Dark List Accent 2"/>
-    <w:lsdException w:unhideWhenUsed="0" w:uiPriority="71" w:semiHidden="0" w:name="Colorful Shading Accent 2"/>
-    <w:lsdException w:unhideWhenUsed="0" w:uiPriority="72" w:semiHidden="0" w:name="Colorful List Accent 2"/>
-    <w:lsdException w:unhideWhenUsed="0" w:uiPriority="73" w:semiHidden="0" w:name="Colorful Grid Accent 2"/>
-    <w:lsdException w:unhideWhenUsed="0" w:uiPriority="60" w:semiHidden="0" w:name="Light Shading Accent 3"/>
-    <w:lsdException w:unhideWhenUsed="0" w:uiPriority="61" w:semiHidden="0" w:name="Light List Accent 3"/>
-    <w:lsdException w:unhideWhenUsed="0" w:uiPriority="62" w:semiHidden="0" w:name="Light Grid Accent 3"/>
-    <w:lsdException w:unhideWhenUsed="0" w:uiPriority="63" w:semiHidden="0" w:name="Medium Shading 1 Accent 3"/>
-    <w:lsdException w:unhideWhenUsed="0" w:uiPriority="64" w:semiHidden="0" w:name="Medium Shading 2 Accent 3"/>
-    <w:lsdException w:unhideWhenUsed="0" w:uiPriority="65" w:semiHidden="0" w:name="Medium List 1 Accent 3"/>
-    <w:lsdException w:unhideWhenUsed="0" w:uiPriority="66" w:semiHidden="0" w:name="Medium List 2 Accent 3"/>
-    <w:lsdException w:unhideWhenUsed="0" w:uiPriority="67" w:semiHidden="0" w:name="Medium Grid 1 Accent 3"/>
-    <w:lsdException w:unhideWhenUsed="0" w:uiPriority="68" w:semiHidden="0" w:name="Medium Grid 2 Accent 3"/>
-    <w:lsdException w:unhideWhenUsed="0" w:uiPriority="69" w:semiHidden="0" w:name="Medium Grid 3 Accent 3"/>
-    <w:lsdException w:unhideWhenUsed="0" w:uiPriority="70" w:semiHidden="0" w:name="Dark List Accent 3"/>
-    <w:lsdException w:unhideWhenUsed="0" w:uiPriority="71" w:semiHidden="0" w:name="Colorful Shading Accent 3"/>
-    <w:lsdException w:unhideWhenUsed="0" w:uiPriority="72" w:semiHidden="0" w:name="Colorful List Accent 3"/>
-    <w:lsdException w:unhideWhenUsed="0" w:uiPriority="73" w:semiHidden="0" w:name="Colorful Grid Accent 3"/>
-    <w:lsdException w:unhideWhenUsed="0" w:uiPriority="60" w:semiHidden="0" w:name="Light Shading Accent 4"/>
-    <w:lsdException w:unhideWhenUsed="0" w:uiPriority="61" w:semiHidden="0" w:name="Light List Accent 4"/>
-    <w:lsdException w:unhideWhenUsed="0" w:uiPriority="62" w:semiHidden="0" w:name="Light Grid Accent 4"/>
-    <w:lsdException w:unhideWhenUsed="0" w:uiPriority="63" w:semiHidden="0" w:name="Medium Shading 1 Accent 4"/>
-    <w:lsdException w:unhideWhenUsed="0" w:uiPriority="64" w:semiHidden="0" w:name="Medium Shading 2 Accent 4"/>
-    <w:lsdException w:unhideWhenUsed="0" w:uiPriority="65" w:semiHidden="0" w:name="Medium List 1 Accent 4"/>
-    <w:lsdException w:unhideWhenUsed="0" w:uiPriority="66" w:semiHidden="0" w:name="Medium List 2 Accent 4"/>
-    <w:lsdException w:unhideWhenUsed="0" w:uiPriority="67" w:semiHidden="0" w:name="Medium Grid 1 Accent 4"/>
-    <w:lsdException w:unhideWhenUsed="0" w:uiPriority="68" w:semiHidden="0" w:name="Medium Grid 2 Accent 4"/>
-    <w:lsdException w:unhideWhenUsed="0" w:uiPriority="69" w:semiHidden="0" w:name="Medium Grid 3 Accent 4"/>
-    <w:lsdException w:unhideWhenUsed="0" w:uiPriority="70" w:semiHidden="0" w:name="Dark List Accent 4"/>
-    <w:lsdException w:unhideWhenUsed="0" w:uiPriority="71" w:semiHidden="0" w:name="Colorful Shading Accent 4"/>
-    <w:lsdException w:unhideWhenUsed="0" w:uiPriority="72" w:semiHidden="0" w:name="Colorful List Accent 4"/>
-    <w:lsdException w:unhideWhenUsed="0" w:uiPriority="73" w:semiHidden="0" w:name="Colorful Grid Accent 4"/>
-    <w:lsdException w:unhideWhenUsed="0" w:uiPriority="60" w:semiHidden="0" w:name="Light Shading Accent 5"/>
-    <w:lsdException w:unhideWhenUsed="0" w:uiPriority="61" w:semiHidden="0" w:name="Light List Accent 5"/>
-    <w:lsdException w:unhideWhenUsed="0" w:uiPriority="62" w:semiHidden="0" w:name="Light Grid Accent 5"/>
-    <w:lsdException w:unhideWhenUsed="0" w:uiPriority="63" w:semiHidden="0" w:name="Medium Shading 1 Accent 5"/>
-    <w:lsdException w:unhideWhenUsed="0" w:uiPriority="64" w:semiHidden="0" w:name="Medium Shading 2 Accent 5"/>
-    <w:lsdException w:unhideWhenUsed="0" w:uiPriority="65" w:semiHidden="0" w:name="Medium List 1 Accent 5"/>
-    <w:lsdException w:unhideWhenUsed="0" w:uiPriority="66" w:semiHidden="0" w:name="Medium List 2 Accent 5"/>
-    <w:lsdException w:unhideWhenUsed="0" w:uiPriority="67" w:semiHidden="0" w:name="Medium Grid 1 Accent 5"/>
-    <w:lsdException w:unhideWhenUsed="0" w:uiPriority="68" w:semiHidden="0" w:name="Medium Grid 2 Accent 5"/>
-    <w:lsdException w:unhideWhenUsed="0" w:uiPriority="69" w:semiHidden="0" w:name="Medium Grid 3 Accent 5"/>
-    <w:lsdException w:unhideWhenUsed="0" w:uiPriority="70" w:semiHidden="0" w:name="Dark List Accent 5"/>
-    <w:lsdException w:unhideWhenUsed="0" w:uiPriority="71" w:semiHidden="0" w:name="Colorful Shading Accent 5"/>
-    <w:lsdException w:unhideWhenUsed="0" w:uiPriority="72" w:semiHidden="0" w:name="Colorful List Accent 5"/>
-    <w:lsdException w:unhideWhenUsed="0" w:uiPriority="73" w:semiHidden="0" w:name="Colorful Grid Accent 5"/>
-    <w:lsdException w:unhideWhenUsed="0" w:uiPriority="60" w:semiHidden="0" w:name="Light Shading Accent 6"/>
-    <w:lsdException w:unhideWhenUsed="0" w:uiPriority="61" w:semiHidden="0" w:name="Light List Accent 6"/>
-    <w:lsdException w:unhideWhenUsed="0" w:uiPriority="62" w:semiHidden="0" w:name="Light Grid Accent 6"/>
-    <w:lsdException w:unhideWhenUsed="0" w:uiPriority="63" w:semiHidden="0" w:name="Medium Shading 1 Accent 6"/>
-    <w:lsdException w:unhideWhenUsed="0" w:uiPriority="64" w:semiHidden="0" w:name="Medium Shading 2 Accent 6"/>
-    <w:lsdException w:unhideWhenUsed="0" w:uiPriority="65" w:semiHidden="0" w:name="Medium List 1 Accent 6"/>
-    <w:lsdException w:unhideWhenUsed="0" w:uiPriority="66" w:semiHidden="0" w:name="Medium List 2 Accent 6"/>
-    <w:lsdException w:unhideWhenUsed="0" w:uiPriority="67" w:semiHidden="0" w:name="Medium Grid 1 Accent 6"/>
-    <w:lsdException w:unhideWhenUsed="0" w:uiPriority="68" w:semiHidden="0" w:name="Medium Grid 2 Accent 6"/>
-    <w:lsdException w:unhideWhenUsed="0" w:uiPriority="69" w:semiHidden="0" w:name="Medium Grid 3 Accent 6"/>
-    <w:lsdException w:unhideWhenUsed="0" w:uiPriority="70" w:semiHidden="0" w:name="Dark List Accent 6"/>
-    <w:lsdException w:unhideWhenUsed="0" w:uiPriority="71" w:semiHidden="0" w:name="Colorful Shading Accent 6"/>
-    <w:lsdException w:unhideWhenUsed="0" w:uiPriority="72" w:semiHidden="0" w:name="Colorful List Accent 6"/>
-    <w:lsdException w:unhideWhenUsed="0" w:uiPriority="73" w:semiHidden="0" w:name="Colorful Grid Accent 6"/>
   </w:latentStyles>
   <w:style w:type="paragraph" w:default="1" w:styleId="1">
     <w:name w:val="Normal"/>
@@ -22021,7 +21872,35 @@
       </w:tblCellMar>
     </w:tblPr>
   </w:style>
-  <w:style w:type="paragraph" w:styleId="6">
+  <w:style w:type="character" w:styleId="6">
+    <w:name w:val="annotation reference"/>
+    <w:basedOn w:val="4"/>
+    <w:semiHidden/>
+    <w:unhideWhenUsed/>
+    <w:qFormat/>
+    <w:uiPriority w:val="99"/>
+    <w:rPr>
+      <w:sz w:val="16"/>
+      <w:szCs w:val="16"/>
+    </w:rPr>
+  </w:style>
+  <w:style w:type="character" w:styleId="7">
+    <w:name w:val="Hyperlink"/>
+    <w:basedOn w:val="4"/>
+    <w:unhideWhenUsed/>
+    <w:qFormat/>
+    <w:uiPriority w:val="99"/>
+    <w:rPr>
+      <w:color w:val="0563C1" w:themeColor="hyperlink"/>
+      <w:u w:val="single"/>
+      <w14:textFill>
+        <w14:solidFill>
+          <w14:schemeClr w14:val="hlink"/>
+        </w14:solidFill>
+      </w14:textFill>
+    </w:rPr>
+  </w:style>
+  <w:style w:type="paragraph" w:styleId="8">
     <w:name w:val="Balloon Text"/>
     <w:basedOn w:val="1"/>
     <w:link w:val="23"/>
@@ -22038,19 +21917,7 @@
       <w:szCs w:val="18"/>
     </w:rPr>
   </w:style>
-  <w:style w:type="character" w:styleId="7">
-    <w:name w:val="annotation reference"/>
-    <w:basedOn w:val="4"/>
-    <w:semiHidden/>
-    <w:unhideWhenUsed/>
-    <w:qFormat/>
-    <w:uiPriority w:val="99"/>
-    <w:rPr>
-      <w:sz w:val="16"/>
-      <w:szCs w:val="16"/>
-    </w:rPr>
-  </w:style>
-  <w:style w:type="paragraph" w:styleId="8">
+  <w:style w:type="paragraph" w:styleId="9">
     <w:name w:val="annotation text"/>
     <w:basedOn w:val="1"/>
     <w:link w:val="21"/>
@@ -22066,10 +21933,10 @@
       <w:szCs w:val="20"/>
     </w:rPr>
   </w:style>
-  <w:style w:type="paragraph" w:styleId="9">
+  <w:style w:type="paragraph" w:styleId="10">
     <w:name w:val="annotation subject"/>
-    <w:basedOn w:val="8"/>
-    <w:next w:val="8"/>
+    <w:basedOn w:val="9"/>
+    <w:next w:val="9"/>
     <w:link w:val="22"/>
     <w:semiHidden/>
     <w:unhideWhenUsed/>
@@ -22079,21 +21946,6 @@
       <w:b/>
       <w:bCs/>
     </w:rPr>
-  </w:style>
-  <w:style w:type="paragraph" w:styleId="10">
-    <w:name w:val="footer"/>
-    <w:basedOn w:val="1"/>
-    <w:link w:val="20"/>
-    <w:unhideWhenUsed/>
-    <w:qFormat/>
-    <w:uiPriority w:val="99"/>
-    <w:pPr>
-      <w:tabs>
-        <w:tab w:val="center" w:pos="4677"/>
-        <w:tab w:val="right" w:pos="9355"/>
-      </w:tabs>
-      <w:spacing w:after="0" w:line="240" w:lineRule="auto"/>
-    </w:pPr>
   </w:style>
   <w:style w:type="paragraph" w:styleId="11">
     <w:name w:val="header"/>
@@ -22110,23 +21962,69 @@
       <w:spacing w:after="0" w:line="240" w:lineRule="auto"/>
     </w:pPr>
   </w:style>
-  <w:style w:type="character" w:styleId="12">
-    <w:name w:val="Hyperlink"/>
-    <w:basedOn w:val="4"/>
+  <w:style w:type="paragraph" w:styleId="12">
+    <w:name w:val="toc 1"/>
+    <w:basedOn w:val="1"/>
+    <w:next w:val="1"/>
+    <w:unhideWhenUsed/>
+    <w:qFormat/>
+    <w:uiPriority w:val="39"/>
+    <w:pPr>
+      <w:spacing w:after="100"/>
+    </w:pPr>
+    <w:rPr>
+      <w:rFonts w:cs="Times New Roman" w:eastAsiaTheme="minorEastAsia"/>
+      <w:lang w:eastAsia="ru-RU"/>
+    </w:rPr>
+  </w:style>
+  <w:style w:type="paragraph" w:styleId="13">
+    <w:name w:val="toc 3"/>
+    <w:basedOn w:val="1"/>
+    <w:next w:val="1"/>
+    <w:unhideWhenUsed/>
+    <w:qFormat/>
+    <w:uiPriority w:val="39"/>
+    <w:pPr>
+      <w:spacing w:after="100"/>
+      <w:ind w:left="440"/>
+    </w:pPr>
+    <w:rPr>
+      <w:rFonts w:cs="Times New Roman" w:eastAsiaTheme="minorEastAsia"/>
+      <w:lang w:eastAsia="ru-RU"/>
+    </w:rPr>
+  </w:style>
+  <w:style w:type="paragraph" w:styleId="14">
+    <w:name w:val="toc 2"/>
+    <w:basedOn w:val="1"/>
+    <w:next w:val="1"/>
+    <w:unhideWhenUsed/>
+    <w:qFormat/>
+    <w:uiPriority w:val="39"/>
+    <w:pPr>
+      <w:spacing w:after="100"/>
+      <w:ind w:left="220"/>
+    </w:pPr>
+    <w:rPr>
+      <w:rFonts w:cs="Times New Roman" w:eastAsiaTheme="minorEastAsia"/>
+      <w:lang w:eastAsia="ru-RU"/>
+    </w:rPr>
+  </w:style>
+  <w:style w:type="paragraph" w:styleId="15">
+    <w:name w:val="footer"/>
+    <w:basedOn w:val="1"/>
+    <w:link w:val="20"/>
     <w:unhideWhenUsed/>
     <w:qFormat/>
     <w:uiPriority w:val="99"/>
-    <w:rPr>
-      <w:color w:val="0563C1" w:themeColor="hyperlink"/>
-      <w:u w:val="single"/>
-      <w14:textFill>
-        <w14:solidFill>
-          <w14:schemeClr w14:val="hlink"/>
-        </w14:solidFill>
-      </w14:textFill>
-    </w:rPr>
+    <w:pPr>
+      <w:tabs>
+        <w:tab w:val="center" w:pos="4677"/>
+        <w:tab w:val="right" w:pos="9355"/>
+      </w:tabs>
+      <w:spacing w:after="0" w:line="240" w:lineRule="auto"/>
+    </w:pPr>
   </w:style>
-  <w:style w:type="table" w:styleId="13">
+  <w:style w:type="table" w:styleId="16">
     <w:name w:val="Table Grid"/>
     <w:basedOn w:val="5"/>
     <w:qFormat/>
@@ -22144,53 +22042,6 @@
         <w:insideV w:val="single" w:color="auto" w:sz="4" w:space="0"/>
       </w:tblBorders>
     </w:tblPr>
-  </w:style>
-  <w:style w:type="paragraph" w:styleId="14">
-    <w:name w:val="toc 1"/>
-    <w:basedOn w:val="1"/>
-    <w:next w:val="1"/>
-    <w:unhideWhenUsed/>
-    <w:qFormat/>
-    <w:uiPriority w:val="39"/>
-    <w:pPr>
-      <w:spacing w:after="100"/>
-    </w:pPr>
-    <w:rPr>
-      <w:rFonts w:cs="Times New Roman" w:eastAsiaTheme="minorEastAsia"/>
-      <w:lang w:eastAsia="ru-RU"/>
-    </w:rPr>
-  </w:style>
-  <w:style w:type="paragraph" w:styleId="15">
-    <w:name w:val="toc 2"/>
-    <w:basedOn w:val="1"/>
-    <w:next w:val="1"/>
-    <w:unhideWhenUsed/>
-    <w:qFormat/>
-    <w:uiPriority w:val="39"/>
-    <w:pPr>
-      <w:spacing w:after="100"/>
-      <w:ind w:left="220"/>
-    </w:pPr>
-    <w:rPr>
-      <w:rFonts w:cs="Times New Roman" w:eastAsiaTheme="minorEastAsia"/>
-      <w:lang w:eastAsia="ru-RU"/>
-    </w:rPr>
-  </w:style>
-  <w:style w:type="paragraph" w:styleId="16">
-    <w:name w:val="toc 3"/>
-    <w:basedOn w:val="1"/>
-    <w:next w:val="1"/>
-    <w:unhideWhenUsed/>
-    <w:qFormat/>
-    <w:uiPriority w:val="39"/>
-    <w:pPr>
-      <w:spacing w:after="100"/>
-      <w:ind w:left="440"/>
-    </w:pPr>
-    <w:rPr>
-      <w:rFonts w:cs="Times New Roman" w:eastAsiaTheme="minorEastAsia"/>
-      <w:lang w:eastAsia="ru-RU"/>
-    </w:rPr>
   </w:style>
   <w:style w:type="paragraph" w:styleId="17">
     <w:name w:val="No Spacing"/>
@@ -22228,14 +22079,14 @@
   <w:style w:type="character" w:customStyle="1" w:styleId="20">
     <w:name w:val="Нижний колонтитул Знак"/>
     <w:basedOn w:val="4"/>
-    <w:link w:val="10"/>
+    <w:link w:val="15"/>
     <w:qFormat/>
     <w:uiPriority w:val="99"/>
   </w:style>
   <w:style w:type="character" w:customStyle="1" w:styleId="21">
     <w:name w:val="Текст примечания Знак"/>
     <w:basedOn w:val="4"/>
-    <w:link w:val="8"/>
+    <w:link w:val="9"/>
     <w:semiHidden/>
     <w:qFormat/>
     <w:uiPriority w:val="99"/>
@@ -22247,7 +22098,7 @@
   <w:style w:type="character" w:customStyle="1" w:styleId="22">
     <w:name w:val="Тема примечания Знак"/>
     <w:basedOn w:val="21"/>
-    <w:link w:val="9"/>
+    <w:link w:val="10"/>
     <w:semiHidden/>
     <w:qFormat/>
     <w:uiPriority w:val="99"/>
@@ -22261,7 +22112,7 @@
   <w:style w:type="character" w:customStyle="1" w:styleId="23">
     <w:name w:val="Текст выноски Знак"/>
     <w:basedOn w:val="4"/>
-    <w:link w:val="6"/>
+    <w:link w:val="8"/>
     <w:semiHidden/>
     <w:qFormat/>
     <w:uiPriority w:val="99"/>

--- a/3/лаба.docx
+++ b/3/лаба.docx
@@ -860,7 +860,7 @@
                   <w:rFonts w:hint="default" w:ascii="Times New Roman" w:hAnsi="Times New Roman" w:cs="Times New Roman"/>
                   <w:szCs w:val="28"/>
                 </w:rPr>
-                <w:instrText xml:space="preserve"> HYPERLINK \l _Toc733497802 </w:instrText>
+                <w:instrText xml:space="preserve"> HYPERLINK \l _Toc198286192 </w:instrText>
               </w:r>
               <w:r>
                 <w:rPr>
@@ -883,7 +883,7 @@
                 <w:fldChar w:fldCharType="begin"/>
               </w:r>
               <w:r>
-                <w:instrText xml:space="preserve"> PAGEREF _Toc733497802 \h </w:instrText>
+                <w:instrText xml:space="preserve"> PAGEREF _Toc198286192 \h </w:instrText>
               </w:r>
               <w:r>
                 <w:fldChar w:fldCharType="separate"/>
@@ -923,7 +923,7 @@
                   <w:bCs/>
                   <w:szCs w:val="28"/>
                 </w:rPr>
-                <w:instrText xml:space="preserve"> HYPERLINK \l _Toc1754163954 </w:instrText>
+                <w:instrText xml:space="preserve"> HYPERLINK \l _Toc1579509132 </w:instrText>
               </w:r>
               <w:r>
                 <w:rPr>
@@ -947,7 +947,7 @@
                 <w:fldChar w:fldCharType="begin"/>
               </w:r>
               <w:r>
-                <w:instrText xml:space="preserve"> PAGEREF _Toc1754163954 \h </w:instrText>
+                <w:instrText xml:space="preserve"> PAGEREF _Toc1579509132 \h </w:instrText>
               </w:r>
               <w:r>
                 <w:fldChar w:fldCharType="separate"/>
@@ -988,7 +988,7 @@
                   <w:bCs/>
                   <w:szCs w:val="28"/>
                 </w:rPr>
-                <w:instrText xml:space="preserve"> HYPERLINK \l _Toc764295302 </w:instrText>
+                <w:instrText xml:space="preserve"> HYPERLINK \l _Toc1331322325 </w:instrText>
               </w:r>
               <w:r>
                 <w:rPr>
@@ -1003,7 +1003,7 @@
                   <wp:inline distT="0" distB="0" distL="114300" distR="114300">
                     <wp:extent cx="635" cy="0"/>
                     <wp:effectExtent l="0" t="0" r="0" b="0"/>
-                    <wp:docPr id="43" name="Изображение 3"/>
+                    <wp:docPr id="11" name="Изображение 3"/>
                     <wp:cNvGraphicFramePr>
                       <a:graphicFrameLocks xmlns:a="http://schemas.openxmlformats.org/drawingml/2006/main" noChangeAspect="1"/>
                     </wp:cNvGraphicFramePr>
@@ -1011,7 +1011,7 @@
                       <a:graphicData uri="http://schemas.openxmlformats.org/drawingml/2006/picture">
                         <pic:pic xmlns:pic="http://schemas.openxmlformats.org/drawingml/2006/picture">
                           <pic:nvPicPr>
-                            <pic:cNvPr id="43" name="Изображение 3"/>
+                            <pic:cNvPr id="11" name="Изображение 3"/>
                             <pic:cNvPicPr>
                               <a:picLocks noChangeAspect="1"/>
                             </pic:cNvPicPr>
@@ -1056,7 +1056,7 @@
                 <w:fldChar w:fldCharType="begin"/>
               </w:r>
               <w:r>
-                <w:instrText xml:space="preserve"> PAGEREF _Toc764295302 \h </w:instrText>
+                <w:instrText xml:space="preserve"> PAGEREF _Toc1331322325 \h </w:instrText>
               </w:r>
               <w:r>
                 <w:fldChar w:fldCharType="separate"/>
@@ -1097,7 +1097,7 @@
                   <w:bCs/>
                   <w:szCs w:val="28"/>
                 </w:rPr>
-                <w:instrText xml:space="preserve"> HYPERLINK \l _Toc834101508 </w:instrText>
+                <w:instrText xml:space="preserve"> HYPERLINK \l _Toc1567857419 </w:instrText>
               </w:r>
               <w:r>
                 <w:rPr>
@@ -1121,7 +1121,7 @@
                 <w:fldChar w:fldCharType="begin"/>
               </w:r>
               <w:r>
-                <w:instrText xml:space="preserve"> PAGEREF _Toc834101508 \h </w:instrText>
+                <w:instrText xml:space="preserve"> PAGEREF _Toc1567857419 \h </w:instrText>
               </w:r>
               <w:r>
                 <w:fldChar w:fldCharType="separate"/>
@@ -1162,7 +1162,7 @@
                   <w:bCs/>
                   <w:szCs w:val="28"/>
                 </w:rPr>
-                <w:instrText xml:space="preserve"> HYPERLINK \l _Toc1261690664 </w:instrText>
+                <w:instrText xml:space="preserve"> HYPERLINK \l _Toc1720341152 </w:instrText>
               </w:r>
               <w:r>
                 <w:rPr>
@@ -1186,7 +1186,7 @@
                 <w:fldChar w:fldCharType="begin"/>
               </w:r>
               <w:r>
-                <w:instrText xml:space="preserve"> PAGEREF _Toc1261690664 \h </w:instrText>
+                <w:instrText xml:space="preserve"> PAGEREF _Toc1720341152 \h </w:instrText>
               </w:r>
               <w:r>
                 <w:fldChar w:fldCharType="separate"/>
@@ -1227,7 +1227,7 @@
                   <w:bCs/>
                   <w:szCs w:val="28"/>
                 </w:rPr>
-                <w:instrText xml:space="preserve"> HYPERLINK \l _Toc1620146172 </w:instrText>
+                <w:instrText xml:space="preserve"> HYPERLINK \l _Toc1108460712 </w:instrText>
               </w:r>
               <w:r>
                 <w:rPr>
@@ -1250,7 +1250,7 @@
                 <w:fldChar w:fldCharType="begin"/>
               </w:r>
               <w:r>
-                <w:instrText xml:space="preserve"> PAGEREF _Toc1620146172 \h </w:instrText>
+                <w:instrText xml:space="preserve"> PAGEREF _Toc1108460712 \h </w:instrText>
               </w:r>
               <w:r>
                 <w:fldChar w:fldCharType="separate"/>
@@ -1291,7 +1291,7 @@
                   <w:bCs/>
                   <w:szCs w:val="28"/>
                 </w:rPr>
-                <w:instrText xml:space="preserve"> HYPERLINK \l _Toc890043187 </w:instrText>
+                <w:instrText xml:space="preserve"> HYPERLINK \l _Toc837048805 </w:instrText>
               </w:r>
               <w:r>
                 <w:rPr>
@@ -1314,13 +1314,13 @@
                 <w:fldChar w:fldCharType="begin"/>
               </w:r>
               <w:r>
-                <w:instrText xml:space="preserve"> PAGEREF _Toc890043187 \h </w:instrText>
+                <w:instrText xml:space="preserve"> PAGEREF _Toc837048805 \h </w:instrText>
               </w:r>
               <w:r>
                 <w:fldChar w:fldCharType="separate"/>
               </w:r>
               <w:r>
-                <w:t>18</w:t>
+                <w:t>19</w:t>
               </w:r>
               <w:r>
                 <w:fldChar w:fldCharType="end"/>
@@ -1355,7 +1355,7 @@
                   <w:bCs/>
                   <w:szCs w:val="28"/>
                 </w:rPr>
-                <w:instrText xml:space="preserve"> HYPERLINK \l _Toc670968617 </w:instrText>
+                <w:instrText xml:space="preserve"> HYPERLINK \l _Toc1142725300 </w:instrText>
               </w:r>
               <w:r>
                 <w:rPr>
@@ -1379,13 +1379,13 @@
                 <w:fldChar w:fldCharType="begin"/>
               </w:r>
               <w:r>
-                <w:instrText xml:space="preserve"> PAGEREF _Toc670968617 \h </w:instrText>
+                <w:instrText xml:space="preserve"> PAGEREF _Toc1142725300 \h </w:instrText>
               </w:r>
               <w:r>
                 <w:fldChar w:fldCharType="separate"/>
               </w:r>
               <w:r>
-                <w:t>21</w:t>
+                <w:t>24</w:t>
               </w:r>
               <w:r>
                 <w:fldChar w:fldCharType="end"/>
@@ -1454,7 +1454,7 @@
           <w:szCs w:val="28"/>
         </w:rPr>
       </w:pPr>
-      <w:bookmarkStart w:id="0" w:name="_Toc733497802"/>
+      <w:bookmarkStart w:id="0" w:name="_Toc198286192"/>
       <w:r>
         <w:rPr>
           <w:rFonts w:hint="default" w:ascii="Times New Roman" w:hAnsi="Times New Roman" w:cs="Times New Roman"/>
@@ -1544,7 +1544,7 @@
           <w:szCs w:val="28"/>
         </w:rPr>
       </w:pPr>
-      <w:bookmarkStart w:id="1" w:name="_Toc1754163954"/>
+      <w:bookmarkStart w:id="1" w:name="_Toc1579509132"/>
       <w:r>
         <w:rPr>
           <w:rFonts w:hint="default" w:ascii="Times New Roman" w:hAnsi="Times New Roman" w:cs="Times New Roman"/>
@@ -1701,7 +1701,7 @@
         </w:rPr>
         <w:br w:type="page"/>
       </w:r>
-      <w:bookmarkStart w:id="2" w:name="_Toc764295302"/>
+      <w:bookmarkStart w:id="2" w:name="_Toc1331322325"/>
       <w:r>
         <w:drawing>
           <wp:inline distT="0" distB="0" distL="114300" distR="114300">
@@ -5349,12 +5349,6 @@
             <w:insideH w:val="single" w:color="auto" w:sz="4" w:space="0"/>
             <w:insideV w:val="single" w:color="auto" w:sz="4" w:space="0"/>
           </w:tblBorders>
-          <w:tblCellMar>
-            <w:top w:w="0" w:type="dxa"/>
-            <w:left w:w="108" w:type="dxa"/>
-            <w:bottom w:w="0" w:type="dxa"/>
-            <w:right w:w="108" w:type="dxa"/>
-          </w:tblCellMar>
         </w:tblPrEx>
         <w:tc>
           <w:tcPr>
@@ -9816,32 +9810,6 @@
     </w:tbl>
     <w:p>
       <w:pPr>
-        <w:numPr>
-          <w:ilvl w:val="0"/>
-          <w:numId w:val="0"/>
-        </w:numPr>
-        <w:ind w:left="420" w:leftChars="0"/>
-        <w:jc w:val="both"/>
-        <w:outlineLvl w:val="9"/>
-      </w:pPr>
-    </w:p>
-    <w:p>
-      <w:pPr>
-        <w:numPr>
-          <w:ilvl w:val="0"/>
-          <w:numId w:val="0"/>
-        </w:numPr>
-        <w:ind w:left="420" w:leftChars="0"/>
-        <w:jc w:val="center"/>
-        <w:outlineLvl w:val="9"/>
-        <w:rPr>
-          <w:rFonts w:hint="default"/>
-          <w:lang w:val="ru-RU"/>
-        </w:rPr>
-      </w:pPr>
-    </w:p>
-    <w:p>
-      <w:pPr>
         <w:outlineLvl w:val="9"/>
         <w:rPr>
           <w:rFonts w:hint="default" w:ascii="Times New Roman" w:hAnsi="Times New Roman" w:cs="Times New Roman"/>
@@ -9870,7 +9838,7 @@
           <w:rFonts w:hint="default"/>
         </w:rPr>
       </w:pPr>
-      <w:bookmarkStart w:id="3" w:name="_Toc834101508"/>
+      <w:bookmarkStart w:id="3" w:name="_Toc1567857419"/>
       <w:r>
         <w:rPr>
           <w:rFonts w:hint="default" w:ascii="Times New Roman" w:hAnsi="Times New Roman" w:cs="Times New Roman"/>
@@ -10006,52 +9974,7 @@
                 <w:sz w:val="20"/>
                 <w:szCs w:val="20"/>
               </w:rPr>
-              <w:t>├────────────────────────────────────────────────────────────┤</w:t>
-            </w:r>
-          </w:p>
-          <w:p>
-            <w:pPr>
-              <w:spacing w:after="0" w:line="240" w:lineRule="auto"/>
-              <w:rPr>
-                <w:rFonts w:hint="default" w:ascii="Consolas" w:hAnsi="Consolas" w:cs="Consolas"/>
-                <w:sz w:val="20"/>
-                <w:szCs w:val="20"/>
-              </w:rPr>
-            </w:pPr>
-            <w:r>
-              <w:rPr>
-                <w:rFonts w:hint="default" w:ascii="Consolas" w:hAnsi="Consolas" w:cs="Consolas"/>
-                <w:sz w:val="20"/>
-                <w:szCs w:val="20"/>
-              </w:rPr>
-              <w:t xml:space="preserve">│ Project Type  : linux64 Console Application               </w:t>
-            </w:r>
-            <w:r>
-              <w:rPr>
-                <w:rFonts w:hint="default" w:ascii="Consolas" w:hAnsi="Consolas" w:cs="Consolas"/>
-                <w:sz w:val="20"/>
-                <w:szCs w:val="20"/>
-                <w:lang w:val="en-US"/>
-              </w:rPr>
-              <w:t xml:space="preserve"> </w:t>
-            </w:r>
-            <w:r>
-              <w:rPr>
-                <w:rFonts w:hint="default" w:ascii="Consolas" w:hAnsi="Consolas" w:cs="Consolas"/>
-                <w:sz w:val="20"/>
-                <w:szCs w:val="20"/>
-                <w:lang w:val="en-US" w:eastAsia="zh-CN"/>
-              </w:rPr>
-              <w:t>│</w:t>
-            </w:r>
-            <w:r>
-              <w:rPr>
-                <w:rFonts w:hint="default" w:ascii="Consolas" w:hAnsi="Consolas" w:cs="Consolas"/>
-                <w:sz w:val="20"/>
-                <w:szCs w:val="20"/>
-                <w:lang w:val="en-US"/>
-              </w:rPr>
-              <w:t xml:space="preserve">    </w:t>
+              <w:t>├───────────────────────────────────────────────</w:t>
             </w:r>
             <w:bookmarkStart w:id="8" w:name="_GoBack"/>
             <w:bookmarkEnd w:id="8"/>
@@ -10060,9 +9983,53 @@
                 <w:rFonts w:hint="default" w:ascii="Consolas" w:hAnsi="Consolas" w:cs="Consolas"/>
                 <w:sz w:val="20"/>
                 <w:szCs w:val="20"/>
-                <w:lang w:val="en-US"/>
-              </w:rPr>
-              <w:t xml:space="preserve">                                                               </w:t>
+              </w:rPr>
+              <w:t>─────────────┤</w:t>
+            </w:r>
+          </w:p>
+          <w:p>
+            <w:pPr>
+              <w:spacing w:after="0" w:line="240" w:lineRule="auto"/>
+              <w:rPr>
+                <w:rFonts w:hint="default" w:ascii="Consolas" w:hAnsi="Consolas" w:cs="Consolas"/>
+                <w:sz w:val="20"/>
+                <w:szCs w:val="20"/>
+              </w:rPr>
+            </w:pPr>
+            <w:r>
+              <w:rPr>
+                <w:rFonts w:hint="default" w:ascii="Consolas" w:hAnsi="Consolas" w:cs="Consolas"/>
+                <w:sz w:val="20"/>
+                <w:szCs w:val="20"/>
+              </w:rPr>
+              <w:t xml:space="preserve">│ Project Type  : linux64 Console Application               </w:t>
+            </w:r>
+            <w:r>
+              <w:rPr>
+                <w:rFonts w:hint="default" w:ascii="Consolas" w:hAnsi="Consolas" w:cs="Consolas"/>
+                <w:sz w:val="20"/>
+                <w:szCs w:val="20"/>
+                <w:lang w:val="en-US"/>
+              </w:rPr>
+              <w:t xml:space="preserve"> </w:t>
+            </w:r>
+            <w:r>
+              <w:rPr>
+                <w:rFonts w:hint="default" w:ascii="Consolas" w:hAnsi="Consolas" w:cs="Consolas"/>
+                <w:sz w:val="20"/>
+                <w:szCs w:val="20"/>
+                <w:lang w:val="en-US" w:eastAsia="zh-CN"/>
+              </w:rPr>
+              <w:t>│</w:t>
+            </w:r>
+            <w:r>
+              <w:rPr>
+                <w:rFonts w:hint="default" w:ascii="Consolas" w:hAnsi="Consolas" w:cs="Consolas"/>
+                <w:sz w:val="20"/>
+                <w:szCs w:val="20"/>
+                <w:lang w:val="en-US"/>
+              </w:rPr>
+              <w:t xml:space="preserve">                                                                   </w:t>
             </w:r>
           </w:p>
           <w:p>
@@ -14513,7 +14480,7 @@
           <w:szCs w:val="28"/>
         </w:rPr>
       </w:pPr>
-      <w:bookmarkStart w:id="4" w:name="_Toc1261690664"/>
+      <w:bookmarkStart w:id="4" w:name="_Toc1720341152"/>
       <w:r>
         <w:rPr>
           <w:rFonts w:hint="default" w:ascii="Times New Roman" w:hAnsi="Times New Roman" w:cs="Times New Roman"/>
@@ -14537,7 +14504,7 @@
           <w:sz w:val="28"/>
         </w:rPr>
       </w:pPr>
-      <w:bookmarkStart w:id="5" w:name="_Toc1620146172"/>
+      <w:bookmarkStart w:id="5" w:name="_Toc1108460712"/>
       <w:r>
         <w:rPr>
           <w:rFonts w:hint="default" w:ascii="Times New Roman" w:hAnsi="Times New Roman" w:cs="Times New Roman"/>
@@ -16511,7 +16478,7 @@
           <w:rFonts w:hint="default" w:ascii="Times New Roman" w:hAnsi="Times New Roman" w:cs="Times New Roman"/>
         </w:rPr>
       </w:pPr>
-      <w:bookmarkStart w:id="6" w:name="_Toc890043187"/>
+      <w:bookmarkStart w:id="6" w:name="_Toc837048805"/>
       <w:r>
         <w:rPr>
           <w:rFonts w:hint="default" w:ascii="Times New Roman" w:hAnsi="Times New Roman" w:cs="Times New Roman"/>
@@ -20708,7 +20675,7 @@
           <w:szCs w:val="28"/>
         </w:rPr>
       </w:pPr>
-      <w:bookmarkStart w:id="7" w:name="_Toc670968617"/>
+      <w:bookmarkStart w:id="7" w:name="_Toc1142725300"/>
       <w:r>
         <w:rPr>
           <w:rFonts w:hint="default" w:ascii="Times New Roman" w:hAnsi="Times New Roman" w:cs="Times New Roman"/>
